--- a/emse/EMSE_Supplementary.docx
+++ b/emse/EMSE_Supplementary.docx
@@ -4414,7 +4414,7 @@
                 <w:i w:val="0"/>
                 <w:sz w:val="16"/>
               </w:rPr>
-              <w:t>tornado</w:t>
+              <w:t>cookiecutter</w:t>
             </w:r>
           </w:p>
         </w:tc>
@@ -4535,7 +4535,7 @@
                 <w:i w:val="0"/>
                 <w:sz w:val="16"/>
               </w:rPr>
-              <w:t>cookiecutter</w:t>
+              <w:t>tornado</w:t>
             </w:r>
           </w:p>
         </w:tc>
